--- a/Документы/_Отчеты/Концептуальный отчет/Концептуальный отчет.docx
+++ b/Документы/_Отчеты/Концептуальный отчет/Концептуальный отчет.docx
@@ -642,14 +642,6 @@
       <w:tblPr>
         <w:tblStyle w:val="af1"/>
         <w:tblW w:w="5000" w:type="pct"/>
-        <w:tblBorders>
-          <w:top w:val="none" w:sz="0" w:space="0" w:color="auto"/>
-          <w:left w:val="none" w:sz="0" w:space="0" w:color="auto"/>
-          <w:bottom w:val="none" w:sz="0" w:space="0" w:color="auto"/>
-          <w:right w:val="none" w:sz="0" w:space="0" w:color="auto"/>
-          <w:insideH w:val="none" w:sz="0" w:space="0" w:color="auto"/>
-          <w:insideV w:val="none" w:sz="0" w:space="0" w:color="auto"/>
-        </w:tblBorders>
         <w:tblLook w:val="04A0" w:firstRow="1" w:lastRow="0" w:firstColumn="1" w:lastColumn="0" w:noHBand="0" w:noVBand="1"/>
       </w:tblPr>
       <w:tblGrid>
@@ -689,13 +681,11 @@
             <w:pPr>
               <w:ind w:firstLine="0"/>
             </w:pPr>
-            <w:proofErr w:type="gramStart"/>
-            <w:r>
-              <w:t>Б(</w:t>
-            </w:r>
-            <w:proofErr w:type="gramEnd"/>
-            <w:r>
-              <w:t>РЭ)О — бортовое (радиоэлектронное) оборудование</w:t>
+            <w:r>
+              <w:t>Б</w:t>
+            </w:r>
+            <w:r>
+              <w:t>О — бортовое оборудование</w:t>
             </w:r>
           </w:p>
         </w:tc>
@@ -2068,14 +2058,27 @@
                               <w:r>
                                 <w:t xml:space="preserve">Рис. </w:t>
                               </w:r>
-                              <w:fldSimple w:instr=" SEQ Рисунок \* ARABIC ">
-                                <w:r>
-                                  <w:rPr>
-                                    <w:noProof/>
-                                  </w:rPr>
-                                  <w:t>1</w:t>
-                                </w:r>
-                              </w:fldSimple>
+                              <w:r>
+                                <w:fldChar w:fldCharType="begin"/>
+                              </w:r>
+                              <w:r>
+                                <w:instrText xml:space="preserve"> SEQ Рисунок \* ARABIC </w:instrText>
+                              </w:r>
+                              <w:r>
+                                <w:fldChar w:fldCharType="separate"/>
+                              </w:r>
+                              <w:r>
+                                <w:rPr>
+                                  <w:noProof/>
+                                </w:rPr>
+                                <w:t>1</w:t>
+                              </w:r>
+                              <w:r>
+                                <w:rPr>
+                                  <w:noProof/>
+                                </w:rPr>
+                                <w:fldChar w:fldCharType="end"/>
+                              </w:r>
                               <w:bookmarkEnd w:id="4"/>
                               <w:r>
                                 <w:t xml:space="preserve"> – </w:t>
@@ -2414,11 +2417,11 @@
           <w:numId w:val="3"/>
         </w:numPr>
       </w:pPr>
-      <w:bookmarkStart w:id="8" w:name="_Toc227527084"/>
+      <w:bookmarkStart w:id="6" w:name="_Toc227527084"/>
       <w:r>
         <w:t>Облик БВС</w:t>
       </w:r>
-      <w:bookmarkEnd w:id="8"/>
+      <w:bookmarkEnd w:id="6"/>
     </w:p>
     <w:p>
       <w:r>
@@ -2512,13 +2515,7 @@
         <w:fldChar w:fldCharType="end"/>
       </w:r>
       <w:r>
-        <w:t xml:space="preserve"> </w:t>
-      </w:r>
-      <w:r>
         <w:t>–</w:t>
-      </w:r>
-      <w:r>
-        <w:t xml:space="preserve"> </w:t>
       </w:r>
       <w:r>
         <w:fldChar w:fldCharType="begin"/>
@@ -2650,7 +2647,13 @@
         <w:t xml:space="preserve"> слабо отличаются. </w:t>
       </w:r>
       <w:r>
-        <w:t xml:space="preserve">Прямое крыло имеет больший негативный остаточный коэффициент момента </w:t>
+        <w:t xml:space="preserve">Прямое крыло имеет больший </w:t>
+      </w:r>
+      <w:r>
+        <w:t>отрицательный</w:t>
+      </w:r>
+      <w:r>
+        <w:t xml:space="preserve"> остаточный коэффициент момента </w:t>
       </w:r>
       <w:proofErr w:type="spellStart"/>
       <w:r>
@@ -2779,7 +2782,7 @@
         <w:t>V</w:t>
       </w:r>
       <w:r>
-        <w:t xml:space="preserve"> – </w:t>
+        <w:t>-</w:t>
       </w:r>
       <w:r>
         <w:t xml:space="preserve">образное оперение не имеет аэродинамических преимуществ над другими. Однако </w:t>
@@ -2795,13 +2798,7 @@
         <w:t>V</w:t>
       </w:r>
       <w:r>
-        <w:t xml:space="preserve"> </w:t>
-      </w:r>
-      <w:r>
-        <w:t>–</w:t>
-      </w:r>
-      <w:r>
-        <w:t xml:space="preserve"> </w:t>
+        <w:t>-</w:t>
       </w:r>
       <w:r>
         <w:t>образного оперения.</w:t>
@@ -2822,16 +2819,25 @@
           <w:rFonts w:eastAsiaTheme="minorEastAsia"/>
         </w:rPr>
       </w:pPr>
-      <w:r>
-        <w:t xml:space="preserve">Рассмотрены три конфигурации: один тянущий винт в носовой части, толкающий и пара тянущих. Последние обеспечивают </w:t>
-      </w:r>
       <w:proofErr w:type="gramStart"/>
       <w:r>
-        <w:t>большую</w:t>
+        <w:t>Рассмотрены три конфигурации: один тянущий винт в носовой ча</w:t>
+      </w:r>
+      <w:r>
+        <w:t>сти, толкающий и пара тянущих — п</w:t>
+      </w:r>
+      <w:r>
+        <w:t>ос</w:t>
+      </w:r>
+      <w:r>
+        <w:t>ледняя обеспечивает большую тягу</w:t>
+      </w:r>
+      <w:r>
+        <w:t xml:space="preserve"> на старте при малых скоростях.</w:t>
       </w:r>
       <w:proofErr w:type="gramEnd"/>
       <w:r>
-        <w:t xml:space="preserve"> тяги на старте при малых скоростях. Массы конфигураций и потребление отличаются слабо. Легкость интеграции одного тянущего винта определяют выбор в его пользу. В качестве системы питания выступает </w:t>
+        <w:t xml:space="preserve"> Массы конфигураций и потребление отличаются слабо. Легкость интеграции одного тянущего винта определяют выбор в его пользу. В качестве системы питания выступает </w:t>
       </w:r>
       <w:r>
         <w:t xml:space="preserve">сборка литий-ионных аккумуляторов </w:t>
@@ -4069,19 +4075,32 @@
           <w:rFonts w:eastAsiaTheme="minorEastAsia"/>
         </w:rPr>
       </w:pPr>
-      <w:bookmarkStart w:id="9" w:name="_Ref227526821"/>
+      <w:bookmarkStart w:id="7" w:name="_Ref227526821"/>
       <w:r>
         <w:t xml:space="preserve">Таблица </w:t>
       </w:r>
-      <w:fldSimple w:instr=" SEQ Таблица \* ARABIC ">
-        <w:r>
-          <w:rPr>
-            <w:noProof/>
-          </w:rPr>
-          <w:t>1</w:t>
-        </w:r>
-      </w:fldSimple>
-      <w:bookmarkEnd w:id="9"/>
+      <w:r>
+        <w:fldChar w:fldCharType="begin"/>
+      </w:r>
+      <w:r>
+        <w:instrText xml:space="preserve"> SEQ Таблица \* ARABIC </w:instrText>
+      </w:r>
+      <w:r>
+        <w:fldChar w:fldCharType="separate"/>
+      </w:r>
+      <w:r>
+        <w:rPr>
+          <w:noProof/>
+        </w:rPr>
+        <w:t>1</w:t>
+      </w:r>
+      <w:r>
+        <w:rPr>
+          <w:noProof/>
+        </w:rPr>
+        <w:fldChar w:fldCharType="end"/>
+      </w:r>
+      <w:bookmarkEnd w:id="7"/>
       <w:r>
         <w:t xml:space="preserve"> – </w:t>
       </w:r>
@@ -5102,19 +5121,32 @@
       <w:pPr>
         <w:pStyle w:val="af3"/>
       </w:pPr>
-      <w:bookmarkStart w:id="10" w:name="_Ref227528634"/>
+      <w:bookmarkStart w:id="8" w:name="_Ref227528634"/>
       <w:r>
         <w:t xml:space="preserve">Таблица </w:t>
       </w:r>
-      <w:fldSimple w:instr=" SEQ Таблица \* ARABIC ">
-        <w:r>
-          <w:rPr>
-            <w:noProof/>
-          </w:rPr>
-          <w:t>2</w:t>
-        </w:r>
-      </w:fldSimple>
-      <w:bookmarkEnd w:id="10"/>
+      <w:r>
+        <w:fldChar w:fldCharType="begin"/>
+      </w:r>
+      <w:r>
+        <w:instrText xml:space="preserve"> SEQ Таблица \* ARABIC </w:instrText>
+      </w:r>
+      <w:r>
+        <w:fldChar w:fldCharType="separate"/>
+      </w:r>
+      <w:r>
+        <w:rPr>
+          <w:noProof/>
+        </w:rPr>
+        <w:t>2</w:t>
+      </w:r>
+      <w:r>
+        <w:rPr>
+          <w:noProof/>
+        </w:rPr>
+        <w:fldChar w:fldCharType="end"/>
+      </w:r>
+      <w:bookmarkEnd w:id="8"/>
       <w:r>
         <w:t xml:space="preserve"> – </w:t>
       </w:r>
@@ -6218,19 +6250,35 @@
       <w:r>
         <w:t xml:space="preserve">Таблица </w:t>
       </w:r>
-      <w:fldSimple w:instr=" SEQ Таблица \* ARABIC ">
-        <w:r>
-          <w:rPr>
-            <w:noProof/>
-          </w:rPr>
-          <w:t>3</w:t>
-        </w:r>
-      </w:fldSimple>
+      <w:r>
+        <w:fldChar w:fldCharType="begin"/>
+      </w:r>
+      <w:r>
+        <w:instrText xml:space="preserve"> SEQ Таблица \* ARABIC </w:instrText>
+      </w:r>
+      <w:r>
+        <w:fldChar w:fldCharType="separate"/>
+      </w:r>
+      <w:r>
+        <w:rPr>
+          <w:noProof/>
+        </w:rPr>
+        <w:t>3</w:t>
+      </w:r>
+      <w:r>
+        <w:rPr>
+          <w:noProof/>
+        </w:rPr>
+        <w:fldChar w:fldCharType="end"/>
+      </w:r>
       <w:r>
         <w:t xml:space="preserve"> – </w:t>
       </w:r>
       <w:r>
         <w:t>Матрица выбора конфигурации силовой установки</w:t>
+      </w:r>
+      <w:r>
+        <w:t xml:space="preserve"> и системы питания</w:t>
       </w:r>
     </w:p>
     <w:p>
@@ -6343,14 +6391,27 @@
                               <w:r>
                                 <w:t xml:space="preserve">Рисунок </w:t>
                               </w:r>
-                              <w:fldSimple w:instr=" SEQ Рисунок \* ARABIC ">
-                                <w:r>
-                                  <w:rPr>
-                                    <w:noProof/>
-                                  </w:rPr>
-                                  <w:t>2</w:t>
-                                </w:r>
-                              </w:fldSimple>
+                              <w:r>
+                                <w:fldChar w:fldCharType="begin"/>
+                              </w:r>
+                              <w:r>
+                                <w:instrText xml:space="preserve"> SEQ Рисунок \* ARABIC </w:instrText>
+                              </w:r>
+                              <w:r>
+                                <w:fldChar w:fldCharType="separate"/>
+                              </w:r>
+                              <w:r>
+                                <w:rPr>
+                                  <w:noProof/>
+                                </w:rPr>
+                                <w:t>2</w:t>
+                              </w:r>
+                              <w:r>
+                                <w:rPr>
+                                  <w:noProof/>
+                                </w:rPr>
+                                <w:fldChar w:fldCharType="end"/>
+                              </w:r>
                               <w:r>
                                 <w:t xml:space="preserve"> – Общий вид БВС</w:t>
                               </w:r>
@@ -6435,10 +6496,7 @@
         <w:t>V</w:t>
       </w:r>
       <w:r>
-        <w:t xml:space="preserve"> –</w:t>
-      </w:r>
-      <w:r>
-        <w:t xml:space="preserve"> </w:t>
+        <w:t>-</w:t>
       </w:r>
       <w:r>
         <w:t>образным хвостовым оперением, с одним тянущим винтом в носовой части. Полезная нагрузка размещается в объеме фюзе</w:t>
@@ -6448,6 +6506,9 @@
       </w:r>
       <w:r>
         <w:t>ождается через люк, расположенный в нижней части фюзеляжа</w:t>
+      </w:r>
+      <w:r>
+        <w:t>.</w:t>
       </w:r>
     </w:p>
     <w:p>
@@ -6563,7 +6624,7 @@
                                   <w:szCs w:val="22"/>
                                 </w:rPr>
                               </w:pPr>
-                              <w:bookmarkStart w:id="11" w:name="_Ref227432276"/>
+                              <w:bookmarkStart w:id="9" w:name="_Ref227432276"/>
                               <w:r>
                                 <w:rPr>
                                   <w:noProof/>
@@ -6600,7 +6661,7 @@
                                 </w:rPr>
                                 <w:fldChar w:fldCharType="end"/>
                               </w:r>
-                              <w:bookmarkEnd w:id="11"/>
+                              <w:bookmarkEnd w:id="9"/>
                               <w:r>
                                 <w:rPr>
                                   <w:noProof/>
@@ -6952,11 +7013,11 @@
           <w:numId w:val="3"/>
         </w:numPr>
       </w:pPr>
-      <w:bookmarkStart w:id="13" w:name="_Toc227527085"/>
+      <w:bookmarkStart w:id="10" w:name="_Toc227527085"/>
       <w:r>
         <w:t>План реализации проекта</w:t>
       </w:r>
-      <w:bookmarkEnd w:id="13"/>
+      <w:bookmarkEnd w:id="10"/>
     </w:p>
     <w:p>
       <w:pPr>
@@ -7065,24 +7126,34 @@
                               <w:pPr>
                                 <w:pStyle w:val="af3"/>
                               </w:pPr>
-                              <w:bookmarkStart w:id="14" w:name="_Ref227530908"/>
+                              <w:bookmarkStart w:id="11" w:name="_Ref227530908"/>
                               <w:r>
                                 <w:t xml:space="preserve">Рисунок </w:t>
                               </w:r>
-                              <w:fldSimple w:instr=" SEQ Рисунок \* ARABIC ">
-                                <w:r>
-                                  <w:rPr>
-                                    <w:noProof/>
-                                  </w:rPr>
-                                  <w:t>4</w:t>
-                                </w:r>
-                              </w:fldSimple>
-                              <w:bookmarkEnd w:id="14"/>
                               <w:r>
-                                <w:t xml:space="preserve"> – Блок-схема подхода</w:t>
+                                <w:fldChar w:fldCharType="begin"/>
                               </w:r>
                               <w:r>
-                                <w:t xml:space="preserve"> к проектированию БВС</w:t>
+                                <w:instrText xml:space="preserve"> SEQ Рисунок \* ARABIC </w:instrText>
+                              </w:r>
+                              <w:r>
+                                <w:fldChar w:fldCharType="separate"/>
+                              </w:r>
+                              <w:r>
+                                <w:rPr>
+                                  <w:noProof/>
+                                </w:rPr>
+                                <w:t>4</w:t>
+                              </w:r>
+                              <w:r>
+                                <w:rPr>
+                                  <w:noProof/>
+                                </w:rPr>
+                                <w:fldChar w:fldCharType="end"/>
+                              </w:r>
+                              <w:bookmarkEnd w:id="11"/>
+                              <w:r>
+                                <w:t xml:space="preserve"> – Блок-схема подхода к проектированию БВС</w:t>
                               </w:r>
                             </w:p>
                           </w:txbxContent>
@@ -7186,12 +7257,7 @@
         <w:t>изображена блок-схема подхода команды к проектированию БВС. Начиная от поставленного технического задания</w:t>
       </w:r>
       <w:r>
-        <w:t>, постепенно определяются требования к отдельным узлам и элементам БВС. Принимаемые техн</w:t>
-      </w:r>
-      <w:bookmarkStart w:id="16" w:name="_GoBack"/>
-      <w:bookmarkEnd w:id="16"/>
-      <w:r>
-        <w:t xml:space="preserve">ические решения проходят проверку в ходе </w:t>
+        <w:t xml:space="preserve">, постепенно определяются требования к отдельным узлам и элементам БВС. Принимаемые технические решения проходят проверку в ходе </w:t>
       </w:r>
       <w:r>
         <w:t>моделирования.</w:t>
@@ -7200,7 +7266,13 @@
         <w:t xml:space="preserve"> </w:t>
       </w:r>
       <w:r>
-        <w:t xml:space="preserve">Детализированный план работ предоставлен по </w:t>
+        <w:t>Д</w:t>
+      </w:r>
+      <w:r>
+        <w:t>етализированный план работ пред</w:t>
+      </w:r>
+      <w:r>
+        <w:t xml:space="preserve">ставлен по </w:t>
       </w:r>
       <w:hyperlink r:id="rId31" w:history="1">
         <w:r>
@@ -7225,13 +7297,13 @@
           <w:lang w:val="en-US"/>
         </w:rPr>
       </w:pPr>
-      <w:bookmarkStart w:id="17" w:name="_Toc227527086"/>
+      <w:bookmarkStart w:id="12" w:name="_Toc227527086"/>
       <w:r>
         <w:t>Список источников</w:t>
       </w:r>
-      <w:bookmarkEnd w:id="17"/>
+      <w:bookmarkEnd w:id="12"/>
     </w:p>
-    <w:bookmarkStart w:id="18" w:name="Kossiakoff"/>
+    <w:bookmarkStart w:id="13" w:name="Kossiakoff"/>
     <w:p>
       <w:pPr>
         <w:ind w:firstLine="0"/>
@@ -7267,7 +7339,7 @@
         </w:rPr>
         <w:fldChar w:fldCharType="end"/>
       </w:r>
-      <w:bookmarkEnd w:id="18"/>
+      <w:bookmarkEnd w:id="13"/>
       <w:r>
         <w:rPr>
           <w:lang w:val="en-US"/>
@@ -7292,75 +7364,45 @@
         <w:rPr>
           <w:lang w:val="en-US"/>
         </w:rPr>
-        <w:t xml:space="preserve"> A. Systems engineering: principles and practice / A. </w:t>
+        <w:t xml:space="preserve"> A. Systems enginee</w:t>
+      </w:r>
+      <w:r>
+        <w:rPr>
+          <w:lang w:val="en-US"/>
+        </w:rPr>
+        <w:t>ring: principles and practice</w:t>
+      </w:r>
+      <w:r>
+        <w:rPr>
+          <w:lang w:val="en-US"/>
+        </w:rPr>
+        <w:t xml:space="preserve">. </w:t>
+      </w:r>
+      <w:r>
+        <w:t>3</w:t>
       </w:r>
       <w:proofErr w:type="spellStart"/>
       <w:r>
         <w:rPr>
           <w:lang w:val="en-US"/>
         </w:rPr>
-        <w:t>Kossiakoff</w:t>
+        <w:t>rd</w:t>
       </w:r>
       <w:proofErr w:type="spellEnd"/>
       <w:r>
-        <w:rPr>
-          <w:lang w:val="en-US"/>
-        </w:rPr>
-        <w:t>, S. J. Seymour, D. A. </w:t>
+        <w:t xml:space="preserve"> </w:t>
       </w:r>
       <w:proofErr w:type="spellStart"/>
       <w:r>
         <w:rPr>
           <w:lang w:val="en-US"/>
         </w:rPr>
-        <w:t>Flanigan</w:t>
+        <w:t>ed</w:t>
       </w:r>
       <w:proofErr w:type="spellEnd"/>
       <w:r>
-        <w:rPr>
-          <w:lang w:val="en-US"/>
-        </w:rPr>
-        <w:t xml:space="preserve">, S. M. </w:t>
-      </w:r>
-      <w:proofErr w:type="spellStart"/>
-      <w:r>
-        <w:rPr>
-          <w:lang w:val="en-US"/>
-        </w:rPr>
-        <w:t>Biemer</w:t>
-      </w:r>
-      <w:proofErr w:type="spellEnd"/>
-      <w:r>
-        <w:rPr>
-          <w:lang w:val="en-US"/>
-        </w:rPr>
         <w:t xml:space="preserve">. </w:t>
       </w:r>
-      <w:r>
-        <w:t>3</w:t>
-      </w:r>
-      <w:proofErr w:type="spellStart"/>
-      <w:r>
-        <w:rPr>
-          <w:lang w:val="en-US"/>
-        </w:rPr>
-        <w:t>rd</w:t>
-      </w:r>
-      <w:proofErr w:type="spellEnd"/>
-      <w:r>
-        <w:t xml:space="preserve"> </w:t>
-      </w:r>
-      <w:proofErr w:type="spellStart"/>
-      <w:r>
-        <w:rPr>
-          <w:lang w:val="en-US"/>
-        </w:rPr>
-        <w:t>ed</w:t>
-      </w:r>
-      <w:proofErr w:type="spellEnd"/>
-      <w:r>
-        <w:t xml:space="preserve">. </w:t>
-      </w:r>
       <w:proofErr w:type="gramStart"/>
       <w:r>
         <w:rPr>
@@ -7385,7 +7427,7 @@
         <w:t>.</w:t>
       </w:r>
     </w:p>
-    <w:bookmarkStart w:id="19" w:name="TZ"/>
+    <w:bookmarkStart w:id="14" w:name="TZ"/>
     <w:p>
       <w:pPr>
         <w:ind w:firstLine="0"/>
@@ -7444,7 +7486,7 @@
         </w:rPr>
         <w:fldChar w:fldCharType="end"/>
       </w:r>
-      <w:bookmarkEnd w:id="19"/>
+      <w:bookmarkEnd w:id="14"/>
       <w:r>
         <w:t xml:space="preserve">. Положение о Студенческом конкурсе авиационного творчества (СКАТ): офиц. сайт. </w:t>
       </w:r>
@@ -7469,13 +7511,10 @@
         </w:r>
       </w:hyperlink>
       <w:r>
-        <w:t xml:space="preserve">. </w:t>
-      </w:r>
-      <w:r>
-        <w:t>(дата обращения: 20.03.2026)</w:t>
+        <w:t>.</w:t>
       </w:r>
     </w:p>
-    <w:bookmarkStart w:id="20" w:name="UAVStat"/>
+    <w:bookmarkStart w:id="15" w:name="UAVStat"/>
     <w:p>
       <w:pPr>
         <w:ind w:firstLine="0"/>
@@ -7515,7 +7554,7 @@
         </w:rPr>
         <w:fldChar w:fldCharType="end"/>
       </w:r>
-      <w:bookmarkEnd w:id="20"/>
+      <w:bookmarkEnd w:id="15"/>
       <w:r>
         <w:rPr>
           <w:lang w:val="en-US"/>
@@ -7585,7 +7624,7 @@
       </w:r>
       <w:proofErr w:type="gramEnd"/>
     </w:p>
-    <w:bookmarkStart w:id="21" w:name="Raymer"/>
+    <w:bookmarkStart w:id="16" w:name="Raymer"/>
     <w:p>
       <w:pPr>
         <w:ind w:firstLine="0"/>
@@ -7597,7 +7636,6 @@
         <w:rPr>
           <w:lang w:val="en-US"/>
         </w:rPr>
-        <w:lastRenderedPageBreak/>
         <w:fldChar w:fldCharType="begin"/>
       </w:r>
       <w:r>
@@ -7625,7 +7663,7 @@
         </w:rPr>
         <w:fldChar w:fldCharType="end"/>
       </w:r>
-      <w:bookmarkEnd w:id="21"/>
+      <w:bookmarkEnd w:id="16"/>
       <w:r>
         <w:rPr>
           <w:lang w:val="en-US"/>
@@ -7659,28 +7697,26 @@
           <w:szCs w:val="27"/>
           <w:lang w:val="en-US"/>
         </w:rPr>
-        <w:t xml:space="preserve"> D. P. Aircraft design: A Conceptual Approach / D. P. </w:t>
-      </w:r>
-      <w:proofErr w:type="spellStart"/>
+        <w:t xml:space="preserve"> D. P. Aircraft </w:t>
+      </w:r>
       <w:r>
         <w:rPr>
           <w:color w:val="05103E"/>
           <w:szCs w:val="27"/>
           <w:lang w:val="en-US"/>
         </w:rPr>
-        <w:t>Raymer</w:t>
-      </w:r>
-      <w:proofErr w:type="spellEnd"/>
+        <w:t>design: A Conceptual Approach / AIAA Inc.</w:t>
+      </w:r>
       <w:r>
         <w:rPr>
           <w:color w:val="05103E"/>
           <w:szCs w:val="27"/>
           <w:lang w:val="en-US"/>
         </w:rPr>
-        <w:t>, American Institute of Aeronautics and Astronautics Incorporated, 2018.</w:t>
+        <w:t>, 2018.</w:t>
       </w:r>
     </w:p>
-    <w:bookmarkStart w:id="22" w:name="Gudmun"/>
+    <w:bookmarkStart w:id="17" w:name="Gudmun"/>
     <w:p>
       <w:pPr>
         <w:ind w:firstLine="0"/>
@@ -7694,6 +7730,7 @@
         <w:rPr>
           <w:lang w:val="en-US"/>
         </w:rPr>
+        <w:lastRenderedPageBreak/>
         <w:fldChar w:fldCharType="begin"/>
       </w:r>
       <w:r>
@@ -7721,7 +7758,7 @@
         </w:rPr>
         <w:fldChar w:fldCharType="end"/>
       </w:r>
-      <w:bookmarkEnd w:id="22"/>
+      <w:bookmarkEnd w:id="17"/>
       <w:r>
         <w:rPr>
           <w:lang w:val="en-US"/>
@@ -7755,28 +7792,20 @@
           <w:szCs w:val="24"/>
           <w:lang w:val="en-US"/>
         </w:rPr>
-        <w:t xml:space="preserve"> S. General Aviation Aircraft Design: Applied Methods and Procedures / S. </w:t>
-      </w:r>
-      <w:proofErr w:type="spellStart"/>
+        <w:t xml:space="preserve"> S. General Aviation Aircraft Design: Applied Methods and Procedures / </w:t>
+      </w:r>
+      <w:bookmarkStart w:id="18" w:name="_GoBack"/>
+      <w:bookmarkEnd w:id="18"/>
       <w:r>
         <w:rPr>
           <w:color w:val="05103E"/>
           <w:szCs w:val="24"/>
           <w:lang w:val="en-US"/>
         </w:rPr>
-        <w:t>Gudmundsson</w:t>
-      </w:r>
-      <w:proofErr w:type="spellEnd"/>
-      <w:r>
-        <w:rPr>
-          <w:color w:val="05103E"/>
-          <w:szCs w:val="24"/>
-          <w:lang w:val="en-US"/>
-        </w:rPr>
-        <w:t>, Butterworth-Heinemann, 2021.</w:t>
+        <w:t>Butterworth-Heinemann, 2021.</w:t>
       </w:r>
     </w:p>
-    <w:bookmarkStart w:id="23" w:name="Datcom"/>
+    <w:bookmarkStart w:id="19" w:name="Datcom"/>
     <w:p>
       <w:pPr>
         <w:ind w:firstLine="0"/>
@@ -7815,7 +7844,7 @@
         </w:rPr>
         <w:fldChar w:fldCharType="end"/>
       </w:r>
-      <w:bookmarkEnd w:id="23"/>
+      <w:bookmarkEnd w:id="19"/>
       <w:r>
         <w:rPr>
           <w:lang w:val="en-US"/>
@@ -7861,7 +7890,7 @@
         <w:t>. McDonnell Douglas Corporation, 1960.</w:t>
       </w:r>
     </w:p>
-    <w:bookmarkStart w:id="24" w:name="SSIM"/>
+    <w:bookmarkStart w:id="20" w:name="SSIM"/>
     <w:p>
       <w:pPr>
         <w:ind w:firstLine="0"/>
@@ -7897,7 +7926,7 @@
         </w:rPr>
         <w:fldChar w:fldCharType="end"/>
       </w:r>
-      <w:bookmarkEnd w:id="24"/>
+      <w:bookmarkEnd w:id="20"/>
       <w:r>
         <w:rPr>
           <w:lang w:val="en-US"/>
@@ -8027,7 +8056,7 @@
           <w:rPr>
             <w:noProof/>
           </w:rPr>
-          <w:t>4</w:t>
+          <w:t>5</w:t>
         </w:r>
         <w:r>
           <w:fldChar w:fldCharType="end"/>
@@ -10637,7 +10666,7 @@
   <a:extraClrSchemeLst/>
   <a:extLst>
     <a:ext uri="{05A4C25C-085E-4340-85A3-A5531E510DB2}">
-      <thm15:themeFamily xmlns="" xmlns:thm15="http://schemas.microsoft.com/office/thememl/2012/main" name="Office Theme" id="{62F939B6-93AF-4DB8-9C6B-D6C7DFDC589F}" vid="{4A3C46E8-61CC-4603-A589-7422A47A8E4A}"/>
+      <thm15:themeFamily xmlns:thm15="http://schemas.microsoft.com/office/thememl/2012/main" xmlns="" name="Office Theme" id="{62F939B6-93AF-4DB8-9C6B-D6C7DFDC589F}" vid="{4A3C46E8-61CC-4603-A589-7422A47A8E4A}"/>
     </a:ext>
   </a:extLst>
 </a:theme>
@@ -10648,7 +10677,7 @@
 </file>
 
 <file path=customXml/itemProps1.xml><?xml version="1.0" encoding="utf-8"?>
-<ds:datastoreItem xmlns:ds="http://schemas.openxmlformats.org/officeDocument/2006/customXml" ds:itemID="{6E50E759-D853-494B-8FFE-6B697225393F}">
+<ds:datastoreItem xmlns:ds="http://schemas.openxmlformats.org/officeDocument/2006/customXml" ds:itemID="{68BEB27F-ADA6-49A5-A847-3CC4D420B487}">
   <ds:schemaRefs>
     <ds:schemaRef ds:uri="http://schemas.openxmlformats.org/officeDocument/2006/bibliography"/>
   </ds:schemaRefs>
